--- a/Estate_Test_Cases/Case1/Case1_04_Durable_Financial_Power_of_Attorney_Arthur_Pendelton.docx
+++ b/Estate_Test_Cases/Case1/Case1_04_Durable_Financial_Power_of_Attorney_Arthur_Pendelton.docx
@@ -77,7 +77,7 @@
         <w:t xml:space="preserve">Section 1.02 Successor Agent(s): </w:t>
       </w:r>
       <w:r>
-        <w:t>If Eleanor Vance Pendelton resigns, dies, becomes incapacitated, is not qualified to serve, or declines to serve, I appoint Julian M. Pendelton, residing at 1040 West Peachtree St, Atlanta, GA 30309, Phone: (404) 555-0199, as my successor Agent. If he is also unable or unwilling to serve, I appoint Clara Vance, residing at 1802 South Congress Ave, Austin, TX 78704, Phone: (512) 555-0188, as second alternate Agent.</w:t>
+        <w:t>If Eleanor Vance Pendelton resigns, dies, becomes incapacitated, is not qualified to serve, or declines to serve, I appoint Graham M. Pendelton, residing at 1040 West Peachtree St, Atlanta, GA 30309, Phone: (404) 555-0199, as my successor Agent. If he is also unable or unwilling to serve, I appoint Clara Vance, residing at 1802 South Congress Ave, Austin, TX 78704, Phone: (512) 555-0188, as second alternate Agent.</w:t>
       </w:r>
     </w:p>
     <w:p>
